--- a/Docs/SecurityDocs/AD12-LETTER OF UNDERTAKING NOT TO ALIENATE HYPOTHECATED GOODS.docx
+++ b/Docs/SecurityDocs/AD12-LETTER OF UNDERTAKING NOT TO ALIENATE HYPOTHECATED GOODS.docx
@@ -85,6 +85,9 @@
       </w:r>
       <w:r>
         <w:t>{{LOAN_AMOUNT_WORDS}}</w:t>
+      </w:r>
+      <w:r>
+        <w:t>)</w:t>
       </w:r>
       <w:r>
         <w:t xml:space="preserve"> </w:t>
